--- a/public/templates/template_MULTI.docx
+++ b/public/templates/template_MULTI.docx
@@ -409,7 +409,6 @@
           <w:bCs/>
           <w:sz w:val="28"/>
           <w:szCs w:val="28"/>
-          <w:highlight w:val="lightGray"/>
         </w:rPr>
         <w:t>{nom_client}</w:t>
       </w:r>
@@ -495,16 +494,13 @@
     <w:p>
       <w:pPr>
         <w:ind w:left="352" w:right="33" w:firstLine="0"/>
-        <w:rPr>
-          <w:highlight w:val="lightGray"/>
-        </w:rPr>
+        <w:rPr/>
       </w:pPr>
       <w:permStart w:id="206964812" w:edGrp="everyone"/>
       <w:r>
         <w:rPr>
           <w:b/>
           <w:bCs/>
-          <w:highlight w:val="lightGray"/>
         </w:rPr>
         <w:t>{nom_client}</w:t>
       </w:r>
@@ -519,9 +515,7 @@
       </w:pPr>
       <w:permStart w:id="1632858919" w:edGrp="everyone"/>
       <w:r>
-        <w:rPr>
-          <w:highlight w:val="lightGray"/>
-        </w:rPr>
+        <w:rPr/>
         <w:t>{forme_juridique}</w:t>
       </w:r>
       <w:permEnd w:id="1632858919"/>
@@ -538,9 +532,7 @@
       </w:r>
       <w:permStart w:id="742092374" w:edGrp="everyone"/>
       <w:r>
-        <w:rPr>
-          <w:highlight w:val="lightGray"/>
-        </w:rPr>
+        <w:rPr/>
         <w:t>{capital_social}</w:t>
       </w:r>
       <w:permEnd w:id="742092374"/>
@@ -557,9 +549,7 @@
       </w:r>
       <w:permStart w:id="198382119" w:edGrp="everyone"/>
       <w:r>
-        <w:rPr>
-          <w:highlight w:val="lightGray"/>
-        </w:rPr>
+        <w:rPr/>
         <w:t>{adresse_siege}</w:t>
       </w:r>
       <w:permEnd w:id="198382119"/>
@@ -576,9 +566,7 @@
       </w:r>
       <w:permStart w:id="2023362089" w:edGrp="everyone"/>
       <w:r>
-        <w:rPr>
-          <w:highlight w:val="lightGray"/>
-        </w:rPr>
+        <w:rPr/>
         <w:t>{ville_rcs}</w:t>
       </w:r>
       <w:permEnd w:id="2023362089"/>
@@ -592,9 +580,7 @@
       </w:r>
       <w:permStart w:id="891779945" w:edGrp="everyone"/>
       <w:r>
-        <w:rPr>
-          <w:highlight w:val="lightGray"/>
-        </w:rPr>
+        <w:rPr/>
         <w:t>{siren}</w:t>
       </w:r>
       <w:permEnd w:id="891779945"/>
@@ -611,9 +597,7 @@
       </w:r>
       <w:permStart w:id="1611419612" w:edGrp="everyone"/>
       <w:r>
-        <w:rPr>
-          <w:highlight w:val="lightGray"/>
-        </w:rPr>
+        <w:rPr/>
         <w:t>{prenom_nom_signataire}</w:t>
       </w:r>
       <w:permEnd w:id="1611419612"/>
@@ -630,9 +614,7 @@
       </w:r>
       <w:permStart w:id="249185925" w:edGrp="everyone"/>
       <w:r>
-        <w:rPr>
-          <w:highlight w:val="lightGray"/>
-        </w:rPr>
+        <w:rPr/>
         <w:t>{fonction_signataire}</w:t>
       </w:r>
       <w:permEnd w:id="249185925"/>
@@ -1665,9 +1647,7 @@
             </w:pPr>
             <w:permStart w:id="1990095205" w:edGrp="everyone"/>
             <w:r>
-              <w:rPr>
-                <w:highlight w:val="lightGray"/>
-              </w:rPr>
+              <w:rPr/>
               <w:t>Non</w:t>
             </w:r>
             <w:permEnd w:id="1990095205"/>
@@ -3136,15 +3116,11 @@
         <w:spacing w:after="0" w:line="259" w:lineRule="auto"/>
         <w:ind w:left="567" w:firstLine="0"/>
         <w:jc w:val="left"/>
-        <w:rPr>
-          <w:highlight w:val="darkGray"/>
-        </w:rPr>
+        <w:rPr/>
       </w:pPr>
       <w:sdt>
         <w:sdtPr>
-          <w:rPr>
-            <w:highlight w:val="lightGray"/>
-          </w:rPr>
+          <w:rPr/>
           <w:id w:val="375969349"/>
           <w14:checkbox>
             <w14:checked w14:val="0"/>
@@ -3158,7 +3134,6 @@
           <w:r>
             <w:rPr>
               <w:rFonts w:ascii="MS Gothic" w:eastAsia="MS Gothic" w:hAnsi="MS Gothic" w:hint="eastAsia"/>
-              <w:highlight w:val="lightGray"/>
             </w:rPr>
             <w:t>{cee_check_soumis}</w:t>
           </w:r>
@@ -3174,15 +3149,11 @@
         <w:spacing w:after="0" w:line="259" w:lineRule="auto"/>
         <w:ind w:left="567" w:firstLine="0"/>
         <w:jc w:val="left"/>
-        <w:rPr>
-          <w:highlight w:val="lightGray"/>
-        </w:rPr>
+        <w:rPr/>
       </w:pPr>
       <w:sdt>
         <w:sdtPr>
-          <w:rPr>
-            <w:highlight w:val="lightGray"/>
-          </w:rPr>
+          <w:rPr/>
           <w:id w:val="-2130466417"/>
           <w14:checkbox>
             <w14:checked w14:val="0"/>
@@ -3196,7 +3167,6 @@
           <w:r>
             <w:rPr>
               <w:rFonts w:ascii="MS Gothic" w:eastAsia="MS Gothic" w:hAnsi="MS Gothic" w:hint="eastAsia"/>
-              <w:highlight w:val="lightGray"/>
             </w:rPr>
             <w:t>{cee_check_non_soumis}</w:t>
           </w:r>
@@ -3215,9 +3185,7 @@
       </w:pPr>
       <w:sdt>
         <w:sdtPr>
-          <w:rPr>
-            <w:highlight w:val="lightGray"/>
-          </w:rPr>
+          <w:rPr/>
           <w:id w:val="-1622689654"/>
           <w14:checkbox>
             <w14:checked w14:val="0"/>
@@ -3231,7 +3199,6 @@
           <w:r>
             <w:rPr>
               <w:rFonts w:ascii="MS Gothic" w:eastAsia="MS Gothic" w:hAnsi="MS Gothic" w:hint="eastAsia"/>
-              <w:highlight w:val="lightGray"/>
             </w:rPr>
             <w:t>{cee_check_mixte}</w:t>
           </w:r>
@@ -3330,9 +3297,7 @@
       </w:pPr>
       <w:sdt>
         <w:sdtPr>
-          <w:rPr>
-            <w:highlight w:val="lightGray"/>
-          </w:rPr>
+          <w:rPr/>
           <w:id w:val="-103116684"/>
           <w14:checkbox>
             <w14:checked w14:val="0"/>
@@ -3346,7 +3311,6 @@
           <w:r>
             <w:rPr>
               <w:rFonts w:ascii="MS Gothic" w:eastAsia="MS Gothic" w:hAnsi="MS Gothic" w:hint="eastAsia"/>
-              <w:highlight w:val="lightGray"/>
             </w:rPr>
             <w:t>☐</w:t>
           </w:r>
@@ -3364,9 +3328,7 @@
       </w:pPr>
       <w:sdt>
         <w:sdtPr>
-          <w:rPr>
-            <w:highlight w:val="lightGray"/>
-          </w:rPr>
+          <w:rPr/>
           <w:id w:val="1858773412"/>
           <w14:checkbox>
             <w14:checked w14:val="0"/>
@@ -3380,7 +3342,6 @@
           <w:r>
             <w:rPr>
               <w:rFonts w:ascii="MS Gothic" w:eastAsia="MS Gothic" w:hAnsi="MS Gothic" w:hint="eastAsia"/>
-              <w:highlight w:val="lightGray"/>
             </w:rPr>
             <w:t>☐</w:t>
           </w:r>
@@ -3427,9 +3388,7 @@
       </w:pPr>
       <w:sdt>
         <w:sdtPr>
-          <w:rPr>
-            <w:highlight w:val="lightGray"/>
-          </w:rPr>
+          <w:rPr/>
           <w:id w:val="1082715932"/>
           <w14:checkbox>
             <w14:checked w14:val="0"/>
@@ -3443,7 +3402,6 @@
           <w:r>
             <w:rPr>
               <w:rFonts w:ascii="MS Gothic" w:eastAsia="MS Gothic" w:hAnsi="MS Gothic" w:hint="eastAsia"/>
-              <w:highlight w:val="lightGray"/>
             </w:rPr>
             <w:t>☐</w:t>
           </w:r>
@@ -3458,15 +3416,11 @@
       <w:pPr>
         <w:spacing w:after="0" w:line="265" w:lineRule="auto"/>
         <w:ind w:left="567"/>
-        <w:rPr>
-          <w:highlight w:val="lightGray"/>
-        </w:rPr>
+        <w:rPr/>
       </w:pPr>
       <w:sdt>
         <w:sdtPr>
-          <w:rPr>
-            <w:highlight w:val="lightGray"/>
-          </w:rPr>
+          <w:rPr/>
           <w:id w:val="-891963867"/>
           <w14:checkbox>
             <w14:checked w14:val="0"/>
@@ -3480,7 +3434,6 @@
           <w:r>
             <w:rPr>
               <w:rFonts w:ascii="MS Gothic" w:eastAsia="MS Gothic" w:hAnsi="MS Gothic" w:hint="eastAsia"/>
-              <w:highlight w:val="lightGray"/>
             </w:rPr>
             <w:t>☐</w:t>
           </w:r>
@@ -3498,9 +3451,7 @@
       </w:pPr>
       <w:sdt>
         <w:sdtPr>
-          <w:rPr>
-            <w:highlight w:val="lightGray"/>
-          </w:rPr>
+          <w:rPr/>
           <w:id w:val="852771072"/>
           <w14:checkbox>
             <w14:checked w14:val="0"/>
@@ -3514,7 +3465,6 @@
           <w:r>
             <w:rPr>
               <w:rFonts w:ascii="MS Gothic" w:eastAsia="MS Gothic" w:hAnsi="MS Gothic" w:hint="eastAsia"/>
-              <w:highlight w:val="lightGray"/>
             </w:rPr>
             <w:t>☐</w:t>
           </w:r>
@@ -9121,15 +9071,11 @@
             <w:pPr>
               <w:spacing w:after="0" w:line="259" w:lineRule="auto"/>
               <w:ind w:left="0" w:firstLine="0"/>
-              <w:rPr>
-                <w:highlight w:val="lightGray"/>
-              </w:rPr>
+              <w:rPr/>
             </w:pPr>
             <w:permStart w:id="351427583" w:edGrp="everyone"/>
             <w:r>
-              <w:rPr>
-                <w:highlight w:val="lightGray"/>
-              </w:rPr>
+              <w:rPr/>
               <w:t>{prenom_nom_signataire_bas}</w:t>
             </w:r>
             <w:permEnd w:id="351427583"/>
@@ -9141,9 +9087,7 @@
             </w:pPr>
             <w:permStart w:id="392115653" w:edGrp="everyone"/>
             <w:r>
-              <w:rPr>
-                <w:highlight w:val="lightGray"/>
-              </w:rPr>
+              <w:rPr/>
               <w:t>{fonction_signataire_bas}</w:t>
             </w:r>
             <w:permEnd w:id="392115653"/>
@@ -10104,7 +10048,6 @@
                 <w:rFonts w:ascii="Calibri" w:hAnsi="Calibri"/>
                 <w:sz w:val="20"/>
                 <w:szCs w:val="15"/>
-                <w:highlight w:val="lightGray"/>
               </w:rPr>
               <w:t>{nom_client}</w:t>
             </w:r>
@@ -10132,7 +10075,6 @@
                 <w:rFonts w:ascii="Calibri" w:hAnsi="Calibri"/>
                 <w:sz w:val="20"/>
                 <w:szCs w:val="15"/>
-                <w:highlight w:val="lightGray"/>
               </w:rPr>
               <w:t>{adresse_facturation}</w:t>
             </w:r>
@@ -10158,7 +10100,6 @@
                 <w:rFonts w:ascii="Calibri" w:hAnsi="Calibri"/>
                 <w:sz w:val="20"/>
                 <w:szCs w:val="15"/>
-                <w:highlight w:val="lightGray"/>
               </w:rPr>
               <w:t>{cp_ville_facturation}</w:t>
             </w:r>
@@ -10168,7 +10109,6 @@
                 <w:rFonts w:ascii="Calibri" w:hAnsi="Calibri"/>
                 <w:sz w:val="20"/>
                 <w:szCs w:val="15"/>
-                <w:highlight w:val="lightGray"/>
               </w:rPr>
               <w:t xml:space="preserve"> </w:t>
             </w:r>
@@ -10350,7 +10290,6 @@
                 <w:rFonts w:ascii="Calibri" w:hAnsi="Calibri"/>
                 <w:iCs/>
                 <w:sz w:val="28"/>
-                <w:highlight w:val="lightGray"/>
               </w:rPr>
               <w:t>_ _ _ _ _ _ _ _ _ _ _ _ _ _ _ _ _ _ _ _ _ _ _ _ _ _ _ _ _ _ _ _</w:t>
             </w:r>
@@ -10414,7 +10353,6 @@
                 <w:rFonts w:ascii="Calibri" w:hAnsi="Calibri"/>
                 <w:iCs/>
                 <w:sz w:val="28"/>
-                <w:highlight w:val="lightGray"/>
               </w:rPr>
               <w:t>_ _ _ _ _ _ _ _ _ _ _ _ _ _ _ _ _ _ _ _ _ _ _ _ _ _ _ _ _</w:t>
             </w:r>
@@ -10603,7 +10541,6 @@
                     <w:rPr>
                       <w:rFonts w:ascii="Calibri" w:hAnsi="Calibri"/>
                       <w:szCs w:val="28"/>
-                      <w:highlight w:val="lightGray"/>
                     </w:rPr>
                     <w:t>_ _ _ _ _ _ _</w:t>
                   </w:r>
@@ -10614,7 +10551,6 @@
                       <w:b/>
                       <w:bCs/>
                       <w:szCs w:val="28"/>
-                      <w:highlight w:val="lightGray"/>
                     </w:rPr>
                     <w:t xml:space="preserve"> </w:t>
                   </w:r>
@@ -10650,7 +10586,6 @@
                     <w:rPr>
                       <w:rFonts w:ascii="Calibri" w:hAnsi="Calibri"/>
                       <w:szCs w:val="28"/>
-                      <w:highlight w:val="lightGray"/>
                     </w:rPr>
                     <w:t>_ _ _ _ _ _ _ _</w:t>
                   </w:r>
@@ -10660,7 +10595,6 @@
                       <w:b/>
                       <w:bCs/>
                       <w:szCs w:val="28"/>
-                      <w:highlight w:val="lightGray"/>
                     </w:rPr>
                     <w:t xml:space="preserve"> </w:t>
                   </w:r>
@@ -10778,7 +10712,6 @@
         <w:rPr>
           <w:sz w:val="24"/>
           <w:szCs w:val="24"/>
-          <w:highlight w:val="lightGray"/>
         </w:rPr>
         <w:t>Merci de joindre</w:t>
       </w:r>
@@ -10787,7 +10720,6 @@
           <w:b/>
           <w:sz w:val="24"/>
           <w:szCs w:val="24"/>
-          <w:highlight w:val="lightGray"/>
           <w:u w:val="single"/>
         </w:rPr>
         <w:t xml:space="preserve"> un RIB</w:t>

--- a/public/templates/template_MULTI.docx
+++ b/public/templates/template_MULTI.docx
@@ -4572,854 +4572,6 @@
           </w:p>
         </w:tc>
       </w:tr>
-      <w:tr>
-        <w:tc>
-          <w:tcPr>
-            <w:tcW w:w="486" w:type="pct"/>
-          </w:tcPr>
-          <w:p>
-            <w:pPr>
-              <w:ind w:left="0" w:firstLine="0"/>
-              <w:jc w:val="center"/>
-              <w:rPr>
-                <w:sz w:val="16"/>
-                <w:szCs w:val="16"/>
-              </w:rPr>
-            </w:pPr>
-          </w:p>
-        </w:tc>
-        <w:tc>
-          <w:tcPr>
-            <w:tcW w:w="475" w:type="pct"/>
-          </w:tcPr>
-          <w:p>
-            <w:pPr>
-              <w:ind w:left="0" w:firstLine="0"/>
-              <w:jc w:val="center"/>
-              <w:rPr>
-                <w:sz w:val="16"/>
-                <w:szCs w:val="16"/>
-              </w:rPr>
-            </w:pPr>
-          </w:p>
-        </w:tc>
-        <w:tc>
-          <w:tcPr>
-            <w:tcW w:w="228" w:type="pct"/>
-          </w:tcPr>
-          <w:p>
-            <w:pPr>
-              <w:ind w:left="0" w:firstLine="0"/>
-              <w:jc w:val="center"/>
-              <w:rPr>
-                <w:sz w:val="16"/>
-                <w:szCs w:val="16"/>
-              </w:rPr>
-            </w:pPr>
-          </w:p>
-        </w:tc>
-        <w:tc>
-          <w:tcPr>
-            <w:tcW w:w="778" w:type="pct"/>
-          </w:tcPr>
-          <w:p>
-            <w:pPr>
-              <w:ind w:left="0" w:firstLine="0"/>
-              <w:jc w:val="center"/>
-              <w:rPr>
-                <w:sz w:val="16"/>
-                <w:szCs w:val="16"/>
-              </w:rPr>
-            </w:pPr>
-          </w:p>
-        </w:tc>
-        <w:tc>
-          <w:tcPr>
-            <w:tcW w:w="295" w:type="pct"/>
-          </w:tcPr>
-          <w:p>
-            <w:pPr>
-              <w:ind w:left="0" w:firstLine="0"/>
-              <w:jc w:val="center"/>
-              <w:rPr>
-                <w:sz w:val="16"/>
-                <w:szCs w:val="16"/>
-              </w:rPr>
-            </w:pPr>
-          </w:p>
-        </w:tc>
-        <w:tc>
-          <w:tcPr>
-            <w:tcW w:w="317" w:type="pct"/>
-          </w:tcPr>
-          <w:p>
-            <w:pPr>
-              <w:ind w:left="0" w:firstLine="0"/>
-              <w:jc w:val="center"/>
-              <w:rPr>
-                <w:sz w:val="16"/>
-                <w:szCs w:val="16"/>
-              </w:rPr>
-            </w:pPr>
-          </w:p>
-        </w:tc>
-        <w:tc>
-          <w:tcPr>
-            <w:tcW w:w="213" w:type="pct"/>
-          </w:tcPr>
-          <w:p>
-            <w:pPr>
-              <w:ind w:left="0" w:firstLine="0"/>
-              <w:jc w:val="center"/>
-              <w:rPr>
-                <w:sz w:val="16"/>
-                <w:szCs w:val="16"/>
-              </w:rPr>
-            </w:pPr>
-          </w:p>
-        </w:tc>
-        <w:tc>
-          <w:tcPr>
-            <w:tcW w:w="459" w:type="pct"/>
-          </w:tcPr>
-          <w:p>
-            <w:pPr>
-              <w:ind w:left="0" w:firstLine="0"/>
-              <w:jc w:val="center"/>
-              <w:rPr>
-                <w:sz w:val="16"/>
-                <w:szCs w:val="16"/>
-              </w:rPr>
-            </w:pPr>
-          </w:p>
-        </w:tc>
-        <w:tc>
-          <w:tcPr>
-            <w:tcW w:w="384" w:type="pct"/>
-          </w:tcPr>
-          <w:p>
-            <w:pPr>
-              <w:ind w:left="0" w:firstLine="0"/>
-              <w:jc w:val="center"/>
-              <w:rPr>
-                <w:sz w:val="16"/>
-                <w:szCs w:val="16"/>
-              </w:rPr>
-            </w:pPr>
-          </w:p>
-        </w:tc>
-        <w:tc>
-          <w:tcPr>
-            <w:tcW w:w="324" w:type="pct"/>
-          </w:tcPr>
-          <w:p>
-            <w:pPr>
-              <w:ind w:left="0" w:firstLine="0"/>
-              <w:jc w:val="center"/>
-              <w:rPr>
-                <w:sz w:val="16"/>
-                <w:szCs w:val="16"/>
-              </w:rPr>
-            </w:pPr>
-          </w:p>
-        </w:tc>
-        <w:tc>
-          <w:tcPr>
-            <w:tcW w:w="260" w:type="pct"/>
-          </w:tcPr>
-          <w:p>
-            <w:pPr>
-              <w:ind w:left="0" w:firstLine="0"/>
-              <w:jc w:val="center"/>
-              <w:rPr>
-                <w:sz w:val="16"/>
-                <w:szCs w:val="16"/>
-              </w:rPr>
-            </w:pPr>
-          </w:p>
-        </w:tc>
-        <w:tc>
-          <w:tcPr>
-            <w:tcW w:w="260" w:type="pct"/>
-          </w:tcPr>
-          <w:p>
-            <w:pPr>
-              <w:ind w:left="0" w:firstLine="0"/>
-              <w:jc w:val="center"/>
-              <w:rPr>
-                <w:sz w:val="16"/>
-                <w:szCs w:val="16"/>
-              </w:rPr>
-            </w:pPr>
-          </w:p>
-        </w:tc>
-        <w:tc>
-          <w:tcPr>
-            <w:tcW w:w="260" w:type="pct"/>
-          </w:tcPr>
-          <w:p>
-            <w:pPr>
-              <w:ind w:left="0" w:firstLine="0"/>
-              <w:jc w:val="center"/>
-              <w:rPr>
-                <w:sz w:val="16"/>
-                <w:szCs w:val="16"/>
-              </w:rPr>
-            </w:pPr>
-          </w:p>
-        </w:tc>
-        <w:tc>
-          <w:tcPr>
-            <w:tcW w:w="258" w:type="pct"/>
-          </w:tcPr>
-          <w:p>
-            <w:pPr>
-              <w:ind w:left="0" w:firstLine="0"/>
-              <w:jc w:val="center"/>
-              <w:rPr>
-                <w:sz w:val="16"/>
-                <w:szCs w:val="16"/>
-              </w:rPr>
-            </w:pPr>
-          </w:p>
-        </w:tc>
-      </w:tr>
-      <w:tr>
-        <w:tc>
-          <w:tcPr>
-            <w:tcW w:w="486" w:type="pct"/>
-          </w:tcPr>
-          <w:p>
-            <w:pPr>
-              <w:ind w:left="0" w:firstLine="0"/>
-              <w:jc w:val="center"/>
-              <w:rPr>
-                <w:sz w:val="16"/>
-                <w:szCs w:val="16"/>
-              </w:rPr>
-            </w:pPr>
-          </w:p>
-        </w:tc>
-        <w:tc>
-          <w:tcPr>
-            <w:tcW w:w="475" w:type="pct"/>
-          </w:tcPr>
-          <w:p>
-            <w:pPr>
-              <w:ind w:left="0" w:firstLine="0"/>
-              <w:jc w:val="center"/>
-              <w:rPr>
-                <w:sz w:val="16"/>
-                <w:szCs w:val="16"/>
-              </w:rPr>
-            </w:pPr>
-          </w:p>
-        </w:tc>
-        <w:tc>
-          <w:tcPr>
-            <w:tcW w:w="228" w:type="pct"/>
-          </w:tcPr>
-          <w:p>
-            <w:pPr>
-              <w:ind w:left="0" w:firstLine="0"/>
-              <w:jc w:val="center"/>
-              <w:rPr>
-                <w:sz w:val="16"/>
-                <w:szCs w:val="16"/>
-              </w:rPr>
-            </w:pPr>
-          </w:p>
-        </w:tc>
-        <w:tc>
-          <w:tcPr>
-            <w:tcW w:w="778" w:type="pct"/>
-          </w:tcPr>
-          <w:p>
-            <w:pPr>
-              <w:ind w:left="0" w:firstLine="0"/>
-              <w:jc w:val="center"/>
-              <w:rPr>
-                <w:sz w:val="16"/>
-                <w:szCs w:val="16"/>
-              </w:rPr>
-            </w:pPr>
-          </w:p>
-        </w:tc>
-        <w:tc>
-          <w:tcPr>
-            <w:tcW w:w="295" w:type="pct"/>
-          </w:tcPr>
-          <w:p>
-            <w:pPr>
-              <w:ind w:left="0" w:firstLine="0"/>
-              <w:jc w:val="center"/>
-              <w:rPr>
-                <w:sz w:val="16"/>
-                <w:szCs w:val="16"/>
-              </w:rPr>
-            </w:pPr>
-          </w:p>
-        </w:tc>
-        <w:tc>
-          <w:tcPr>
-            <w:tcW w:w="317" w:type="pct"/>
-          </w:tcPr>
-          <w:p>
-            <w:pPr>
-              <w:ind w:left="0" w:firstLine="0"/>
-              <w:jc w:val="center"/>
-              <w:rPr>
-                <w:sz w:val="16"/>
-                <w:szCs w:val="16"/>
-              </w:rPr>
-            </w:pPr>
-          </w:p>
-        </w:tc>
-        <w:tc>
-          <w:tcPr>
-            <w:tcW w:w="213" w:type="pct"/>
-          </w:tcPr>
-          <w:p>
-            <w:pPr>
-              <w:ind w:left="0" w:firstLine="0"/>
-              <w:jc w:val="center"/>
-              <w:rPr>
-                <w:sz w:val="16"/>
-                <w:szCs w:val="16"/>
-              </w:rPr>
-            </w:pPr>
-          </w:p>
-        </w:tc>
-        <w:tc>
-          <w:tcPr>
-            <w:tcW w:w="459" w:type="pct"/>
-          </w:tcPr>
-          <w:p>
-            <w:pPr>
-              <w:ind w:left="0" w:firstLine="0"/>
-              <w:jc w:val="center"/>
-              <w:rPr>
-                <w:sz w:val="16"/>
-                <w:szCs w:val="16"/>
-              </w:rPr>
-            </w:pPr>
-          </w:p>
-        </w:tc>
-        <w:tc>
-          <w:tcPr>
-            <w:tcW w:w="384" w:type="pct"/>
-          </w:tcPr>
-          <w:p>
-            <w:pPr>
-              <w:ind w:left="0" w:firstLine="0"/>
-              <w:jc w:val="center"/>
-              <w:rPr>
-                <w:sz w:val="16"/>
-                <w:szCs w:val="16"/>
-              </w:rPr>
-            </w:pPr>
-          </w:p>
-        </w:tc>
-        <w:tc>
-          <w:tcPr>
-            <w:tcW w:w="324" w:type="pct"/>
-          </w:tcPr>
-          <w:p>
-            <w:pPr>
-              <w:ind w:left="0" w:firstLine="0"/>
-              <w:jc w:val="center"/>
-              <w:rPr>
-                <w:sz w:val="16"/>
-                <w:szCs w:val="16"/>
-              </w:rPr>
-            </w:pPr>
-          </w:p>
-        </w:tc>
-        <w:tc>
-          <w:tcPr>
-            <w:tcW w:w="260" w:type="pct"/>
-          </w:tcPr>
-          <w:p>
-            <w:pPr>
-              <w:ind w:left="0" w:firstLine="0"/>
-              <w:jc w:val="center"/>
-              <w:rPr>
-                <w:sz w:val="16"/>
-                <w:szCs w:val="16"/>
-              </w:rPr>
-            </w:pPr>
-          </w:p>
-        </w:tc>
-        <w:tc>
-          <w:tcPr>
-            <w:tcW w:w="260" w:type="pct"/>
-          </w:tcPr>
-          <w:p>
-            <w:pPr>
-              <w:ind w:left="0" w:firstLine="0"/>
-              <w:jc w:val="center"/>
-              <w:rPr>
-                <w:sz w:val="16"/>
-                <w:szCs w:val="16"/>
-              </w:rPr>
-            </w:pPr>
-          </w:p>
-        </w:tc>
-        <w:tc>
-          <w:tcPr>
-            <w:tcW w:w="260" w:type="pct"/>
-          </w:tcPr>
-          <w:p>
-            <w:pPr>
-              <w:ind w:left="0" w:firstLine="0"/>
-              <w:jc w:val="center"/>
-              <w:rPr>
-                <w:sz w:val="16"/>
-                <w:szCs w:val="16"/>
-              </w:rPr>
-            </w:pPr>
-          </w:p>
-        </w:tc>
-        <w:tc>
-          <w:tcPr>
-            <w:tcW w:w="258" w:type="pct"/>
-          </w:tcPr>
-          <w:p>
-            <w:pPr>
-              <w:ind w:left="0" w:firstLine="0"/>
-              <w:jc w:val="center"/>
-              <w:rPr>
-                <w:sz w:val="16"/>
-                <w:szCs w:val="16"/>
-              </w:rPr>
-            </w:pPr>
-          </w:p>
-        </w:tc>
-      </w:tr>
-      <w:tr>
-        <w:tc>
-          <w:tcPr>
-            <w:tcW w:w="486" w:type="pct"/>
-          </w:tcPr>
-          <w:p>
-            <w:pPr>
-              <w:ind w:left="0" w:firstLine="0"/>
-              <w:jc w:val="center"/>
-              <w:rPr>
-                <w:sz w:val="16"/>
-                <w:szCs w:val="16"/>
-              </w:rPr>
-            </w:pPr>
-          </w:p>
-        </w:tc>
-        <w:tc>
-          <w:tcPr>
-            <w:tcW w:w="475" w:type="pct"/>
-          </w:tcPr>
-          <w:p>
-            <w:pPr>
-              <w:ind w:left="0" w:firstLine="0"/>
-              <w:jc w:val="center"/>
-              <w:rPr>
-                <w:sz w:val="16"/>
-                <w:szCs w:val="16"/>
-              </w:rPr>
-            </w:pPr>
-          </w:p>
-        </w:tc>
-        <w:tc>
-          <w:tcPr>
-            <w:tcW w:w="228" w:type="pct"/>
-          </w:tcPr>
-          <w:p>
-            <w:pPr>
-              <w:ind w:left="0" w:firstLine="0"/>
-              <w:jc w:val="center"/>
-              <w:rPr>
-                <w:sz w:val="16"/>
-                <w:szCs w:val="16"/>
-              </w:rPr>
-            </w:pPr>
-          </w:p>
-        </w:tc>
-        <w:tc>
-          <w:tcPr>
-            <w:tcW w:w="778" w:type="pct"/>
-          </w:tcPr>
-          <w:p>
-            <w:pPr>
-              <w:ind w:left="0" w:firstLine="0"/>
-              <w:jc w:val="center"/>
-              <w:rPr>
-                <w:sz w:val="16"/>
-                <w:szCs w:val="16"/>
-              </w:rPr>
-            </w:pPr>
-          </w:p>
-        </w:tc>
-        <w:tc>
-          <w:tcPr>
-            <w:tcW w:w="295" w:type="pct"/>
-          </w:tcPr>
-          <w:p>
-            <w:pPr>
-              <w:ind w:left="0" w:firstLine="0"/>
-              <w:jc w:val="center"/>
-              <w:rPr>
-                <w:sz w:val="16"/>
-                <w:szCs w:val="16"/>
-              </w:rPr>
-            </w:pPr>
-          </w:p>
-        </w:tc>
-        <w:tc>
-          <w:tcPr>
-            <w:tcW w:w="317" w:type="pct"/>
-          </w:tcPr>
-          <w:p>
-            <w:pPr>
-              <w:ind w:left="0" w:firstLine="0"/>
-              <w:jc w:val="center"/>
-              <w:rPr>
-                <w:sz w:val="16"/>
-                <w:szCs w:val="16"/>
-              </w:rPr>
-            </w:pPr>
-          </w:p>
-        </w:tc>
-        <w:tc>
-          <w:tcPr>
-            <w:tcW w:w="213" w:type="pct"/>
-          </w:tcPr>
-          <w:p>
-            <w:pPr>
-              <w:ind w:left="0" w:firstLine="0"/>
-              <w:jc w:val="center"/>
-              <w:rPr>
-                <w:sz w:val="16"/>
-                <w:szCs w:val="16"/>
-              </w:rPr>
-            </w:pPr>
-          </w:p>
-        </w:tc>
-        <w:tc>
-          <w:tcPr>
-            <w:tcW w:w="459" w:type="pct"/>
-          </w:tcPr>
-          <w:p>
-            <w:pPr>
-              <w:ind w:left="0" w:firstLine="0"/>
-              <w:jc w:val="center"/>
-              <w:rPr>
-                <w:sz w:val="16"/>
-                <w:szCs w:val="16"/>
-              </w:rPr>
-            </w:pPr>
-          </w:p>
-        </w:tc>
-        <w:tc>
-          <w:tcPr>
-            <w:tcW w:w="384" w:type="pct"/>
-          </w:tcPr>
-          <w:p>
-            <w:pPr>
-              <w:ind w:left="0" w:firstLine="0"/>
-              <w:jc w:val="center"/>
-              <w:rPr>
-                <w:sz w:val="16"/>
-                <w:szCs w:val="16"/>
-              </w:rPr>
-            </w:pPr>
-          </w:p>
-        </w:tc>
-        <w:tc>
-          <w:tcPr>
-            <w:tcW w:w="324" w:type="pct"/>
-          </w:tcPr>
-          <w:p>
-            <w:pPr>
-              <w:ind w:left="0" w:firstLine="0"/>
-              <w:jc w:val="center"/>
-              <w:rPr>
-                <w:sz w:val="16"/>
-                <w:szCs w:val="16"/>
-              </w:rPr>
-            </w:pPr>
-          </w:p>
-        </w:tc>
-        <w:tc>
-          <w:tcPr>
-            <w:tcW w:w="260" w:type="pct"/>
-          </w:tcPr>
-          <w:p>
-            <w:pPr>
-              <w:ind w:left="0" w:firstLine="0"/>
-              <w:jc w:val="center"/>
-              <w:rPr>
-                <w:sz w:val="16"/>
-                <w:szCs w:val="16"/>
-              </w:rPr>
-            </w:pPr>
-          </w:p>
-        </w:tc>
-        <w:tc>
-          <w:tcPr>
-            <w:tcW w:w="260" w:type="pct"/>
-          </w:tcPr>
-          <w:p>
-            <w:pPr>
-              <w:ind w:left="0" w:firstLine="0"/>
-              <w:jc w:val="center"/>
-              <w:rPr>
-                <w:sz w:val="16"/>
-                <w:szCs w:val="16"/>
-              </w:rPr>
-            </w:pPr>
-          </w:p>
-        </w:tc>
-        <w:tc>
-          <w:tcPr>
-            <w:tcW w:w="260" w:type="pct"/>
-          </w:tcPr>
-          <w:p>
-            <w:pPr>
-              <w:ind w:left="0" w:firstLine="0"/>
-              <w:jc w:val="center"/>
-              <w:rPr>
-                <w:sz w:val="16"/>
-                <w:szCs w:val="16"/>
-              </w:rPr>
-            </w:pPr>
-          </w:p>
-        </w:tc>
-        <w:tc>
-          <w:tcPr>
-            <w:tcW w:w="258" w:type="pct"/>
-          </w:tcPr>
-          <w:p>
-            <w:pPr>
-              <w:ind w:left="0" w:firstLine="0"/>
-              <w:jc w:val="center"/>
-              <w:rPr>
-                <w:sz w:val="16"/>
-                <w:szCs w:val="16"/>
-              </w:rPr>
-            </w:pPr>
-          </w:p>
-        </w:tc>
-      </w:tr>
-      <w:tr>
-        <w:tc>
-          <w:tcPr>
-            <w:tcW w:w="486" w:type="pct"/>
-          </w:tcPr>
-          <w:p>
-            <w:pPr>
-              <w:ind w:left="0" w:firstLine="0"/>
-              <w:jc w:val="center"/>
-              <w:rPr>
-                <w:sz w:val="16"/>
-                <w:szCs w:val="16"/>
-              </w:rPr>
-            </w:pPr>
-          </w:p>
-        </w:tc>
-        <w:tc>
-          <w:tcPr>
-            <w:tcW w:w="475" w:type="pct"/>
-          </w:tcPr>
-          <w:p>
-            <w:pPr>
-              <w:ind w:left="0" w:firstLine="0"/>
-              <w:jc w:val="center"/>
-              <w:rPr>
-                <w:sz w:val="16"/>
-                <w:szCs w:val="16"/>
-              </w:rPr>
-            </w:pPr>
-          </w:p>
-        </w:tc>
-        <w:tc>
-          <w:tcPr>
-            <w:tcW w:w="228" w:type="pct"/>
-          </w:tcPr>
-          <w:p>
-            <w:pPr>
-              <w:ind w:left="0" w:firstLine="0"/>
-              <w:jc w:val="center"/>
-              <w:rPr>
-                <w:sz w:val="16"/>
-                <w:szCs w:val="16"/>
-              </w:rPr>
-            </w:pPr>
-          </w:p>
-        </w:tc>
-        <w:tc>
-          <w:tcPr>
-            <w:tcW w:w="778" w:type="pct"/>
-          </w:tcPr>
-          <w:p>
-            <w:pPr>
-              <w:ind w:left="0" w:firstLine="0"/>
-              <w:jc w:val="center"/>
-              <w:rPr>
-                <w:sz w:val="16"/>
-                <w:szCs w:val="16"/>
-              </w:rPr>
-            </w:pPr>
-          </w:p>
-        </w:tc>
-        <w:tc>
-          <w:tcPr>
-            <w:tcW w:w="295" w:type="pct"/>
-          </w:tcPr>
-          <w:p>
-            <w:pPr>
-              <w:ind w:left="0" w:firstLine="0"/>
-              <w:jc w:val="center"/>
-              <w:rPr>
-                <w:sz w:val="16"/>
-                <w:szCs w:val="16"/>
-              </w:rPr>
-            </w:pPr>
-          </w:p>
-        </w:tc>
-        <w:tc>
-          <w:tcPr>
-            <w:tcW w:w="317" w:type="pct"/>
-          </w:tcPr>
-          <w:p>
-            <w:pPr>
-              <w:ind w:left="0" w:firstLine="0"/>
-              <w:jc w:val="center"/>
-              <w:rPr>
-                <w:sz w:val="16"/>
-                <w:szCs w:val="16"/>
-              </w:rPr>
-            </w:pPr>
-          </w:p>
-        </w:tc>
-        <w:tc>
-          <w:tcPr>
-            <w:tcW w:w="213" w:type="pct"/>
-          </w:tcPr>
-          <w:p>
-            <w:pPr>
-              <w:ind w:left="0" w:firstLine="0"/>
-              <w:jc w:val="center"/>
-              <w:rPr>
-                <w:sz w:val="16"/>
-                <w:szCs w:val="16"/>
-              </w:rPr>
-            </w:pPr>
-          </w:p>
-        </w:tc>
-        <w:tc>
-          <w:tcPr>
-            <w:tcW w:w="459" w:type="pct"/>
-          </w:tcPr>
-          <w:p>
-            <w:pPr>
-              <w:ind w:left="0" w:firstLine="0"/>
-              <w:jc w:val="center"/>
-              <w:rPr>
-                <w:sz w:val="16"/>
-                <w:szCs w:val="16"/>
-              </w:rPr>
-            </w:pPr>
-          </w:p>
-        </w:tc>
-        <w:tc>
-          <w:tcPr>
-            <w:tcW w:w="384" w:type="pct"/>
-          </w:tcPr>
-          <w:p>
-            <w:pPr>
-              <w:ind w:left="0" w:firstLine="0"/>
-              <w:jc w:val="center"/>
-              <w:rPr>
-                <w:sz w:val="16"/>
-                <w:szCs w:val="16"/>
-              </w:rPr>
-            </w:pPr>
-          </w:p>
-        </w:tc>
-        <w:tc>
-          <w:tcPr>
-            <w:tcW w:w="324" w:type="pct"/>
-          </w:tcPr>
-          <w:p>
-            <w:pPr>
-              <w:ind w:left="0" w:firstLine="0"/>
-              <w:jc w:val="center"/>
-              <w:rPr>
-                <w:sz w:val="16"/>
-                <w:szCs w:val="16"/>
-              </w:rPr>
-            </w:pPr>
-          </w:p>
-        </w:tc>
-        <w:tc>
-          <w:tcPr>
-            <w:tcW w:w="260" w:type="pct"/>
-          </w:tcPr>
-          <w:p>
-            <w:pPr>
-              <w:ind w:left="0" w:firstLine="0"/>
-              <w:jc w:val="center"/>
-              <w:rPr>
-                <w:sz w:val="16"/>
-                <w:szCs w:val="16"/>
-              </w:rPr>
-            </w:pPr>
-          </w:p>
-        </w:tc>
-        <w:tc>
-          <w:tcPr>
-            <w:tcW w:w="260" w:type="pct"/>
-          </w:tcPr>
-          <w:p>
-            <w:pPr>
-              <w:ind w:left="0" w:firstLine="0"/>
-              <w:jc w:val="center"/>
-              <w:rPr>
-                <w:sz w:val="16"/>
-                <w:szCs w:val="16"/>
-              </w:rPr>
-            </w:pPr>
-          </w:p>
-        </w:tc>
-        <w:tc>
-          <w:tcPr>
-            <w:tcW w:w="260" w:type="pct"/>
-          </w:tcPr>
-          <w:p>
-            <w:pPr>
-              <w:ind w:left="0" w:firstLine="0"/>
-              <w:jc w:val="center"/>
-              <w:rPr>
-                <w:sz w:val="16"/>
-                <w:szCs w:val="16"/>
-              </w:rPr>
-            </w:pPr>
-          </w:p>
-        </w:tc>
-        <w:tc>
-          <w:tcPr>
-            <w:tcW w:w="258" w:type="pct"/>
-          </w:tcPr>
-          <w:p>
-            <w:pPr>
-              <w:ind w:left="0" w:firstLine="0"/>
-              <w:jc w:val="center"/>
-              <w:rPr>
-                <w:sz w:val="16"/>
-                <w:szCs w:val="16"/>
-              </w:rPr>
-            </w:pPr>
-          </w:p>
-        </w:tc>
-      </w:tr>
     </w:tbl>
     <w:permEnd w:id="1702102295"/>
     <w:p>
@@ -6160,794 +5312,6 @@
               </w:rPr>
               <w:t>{puiss_hce}{/sites_c4}</w:t>
             </w:r>
-          </w:p>
-        </w:tc>
-      </w:tr>
-      <w:tr>
-        <w:tc>
-          <w:tcPr>
-            <w:tcW w:w="509" w:type="pct"/>
-          </w:tcPr>
-          <w:p>
-            <w:pPr>
-              <w:ind w:left="0" w:firstLine="0"/>
-              <w:jc w:val="center"/>
-              <w:rPr>
-                <w:sz w:val="16"/>
-                <w:szCs w:val="16"/>
-              </w:rPr>
-            </w:pPr>
-          </w:p>
-        </w:tc>
-        <w:tc>
-          <w:tcPr>
-            <w:tcW w:w="490" w:type="pct"/>
-          </w:tcPr>
-          <w:p>
-            <w:pPr>
-              <w:ind w:left="0" w:firstLine="0"/>
-              <w:jc w:val="center"/>
-              <w:rPr>
-                <w:sz w:val="16"/>
-                <w:szCs w:val="16"/>
-              </w:rPr>
-            </w:pPr>
-          </w:p>
-        </w:tc>
-        <w:tc>
-          <w:tcPr>
-            <w:tcW w:w="226" w:type="pct"/>
-          </w:tcPr>
-          <w:p>
-            <w:pPr>
-              <w:ind w:left="0" w:firstLine="0"/>
-              <w:jc w:val="center"/>
-              <w:rPr>
-                <w:sz w:val="16"/>
-                <w:szCs w:val="16"/>
-              </w:rPr>
-            </w:pPr>
-          </w:p>
-        </w:tc>
-        <w:tc>
-          <w:tcPr>
-            <w:tcW w:w="748" w:type="pct"/>
-          </w:tcPr>
-          <w:p>
-            <w:pPr>
-              <w:ind w:left="0" w:firstLine="0"/>
-              <w:jc w:val="center"/>
-              <w:rPr>
-                <w:sz w:val="16"/>
-                <w:szCs w:val="16"/>
-              </w:rPr>
-            </w:pPr>
-          </w:p>
-        </w:tc>
-        <w:tc>
-          <w:tcPr>
-            <w:tcW w:w="300" w:type="pct"/>
-          </w:tcPr>
-          <w:p>
-            <w:pPr>
-              <w:ind w:left="0" w:firstLine="0"/>
-              <w:jc w:val="center"/>
-              <w:rPr>
-                <w:sz w:val="16"/>
-                <w:szCs w:val="16"/>
-              </w:rPr>
-            </w:pPr>
-          </w:p>
-        </w:tc>
-        <w:tc>
-          <w:tcPr>
-            <w:tcW w:w="317" w:type="pct"/>
-          </w:tcPr>
-          <w:p>
-            <w:pPr>
-              <w:ind w:left="0" w:firstLine="0"/>
-              <w:jc w:val="center"/>
-              <w:rPr>
-                <w:sz w:val="16"/>
-                <w:szCs w:val="16"/>
-              </w:rPr>
-            </w:pPr>
-          </w:p>
-        </w:tc>
-        <w:tc>
-          <w:tcPr>
-            <w:tcW w:w="213" w:type="pct"/>
-          </w:tcPr>
-          <w:p>
-            <w:pPr>
-              <w:ind w:left="0" w:firstLine="0"/>
-              <w:jc w:val="center"/>
-              <w:rPr>
-                <w:sz w:val="16"/>
-                <w:szCs w:val="16"/>
-              </w:rPr>
-            </w:pPr>
-          </w:p>
-        </w:tc>
-        <w:tc>
-          <w:tcPr>
-            <w:tcW w:w="515" w:type="pct"/>
-          </w:tcPr>
-          <w:p>
-            <w:pPr>
-              <w:ind w:left="0" w:firstLine="0"/>
-              <w:jc w:val="center"/>
-              <w:rPr>
-                <w:sz w:val="16"/>
-                <w:szCs w:val="16"/>
-              </w:rPr>
-            </w:pPr>
-          </w:p>
-        </w:tc>
-        <w:tc>
-          <w:tcPr>
-            <w:tcW w:w="473" w:type="pct"/>
-          </w:tcPr>
-          <w:p>
-            <w:pPr>
-              <w:ind w:left="0" w:firstLine="0"/>
-              <w:jc w:val="center"/>
-              <w:rPr>
-                <w:sz w:val="16"/>
-                <w:szCs w:val="16"/>
-              </w:rPr>
-            </w:pPr>
-          </w:p>
-        </w:tc>
-        <w:tc>
-          <w:tcPr>
-            <w:tcW w:w="412" w:type="pct"/>
-          </w:tcPr>
-          <w:p>
-            <w:pPr>
-              <w:ind w:left="0" w:firstLine="0"/>
-              <w:jc w:val="center"/>
-              <w:rPr>
-                <w:sz w:val="16"/>
-                <w:szCs w:val="16"/>
-              </w:rPr>
-            </w:pPr>
-          </w:p>
-        </w:tc>
-        <w:tc>
-          <w:tcPr>
-            <w:tcW w:w="267" w:type="pct"/>
-          </w:tcPr>
-          <w:p>
-            <w:pPr>
-              <w:ind w:left="0" w:firstLine="0"/>
-              <w:jc w:val="center"/>
-              <w:rPr>
-                <w:sz w:val="16"/>
-                <w:szCs w:val="16"/>
-              </w:rPr>
-            </w:pPr>
-          </w:p>
-        </w:tc>
-        <w:tc>
-          <w:tcPr>
-            <w:tcW w:w="267" w:type="pct"/>
-          </w:tcPr>
-          <w:p>
-            <w:pPr>
-              <w:ind w:left="0" w:firstLine="0"/>
-              <w:jc w:val="center"/>
-              <w:rPr>
-                <w:sz w:val="16"/>
-                <w:szCs w:val="16"/>
-              </w:rPr>
-            </w:pPr>
-          </w:p>
-        </w:tc>
-        <w:tc>
-          <w:tcPr>
-            <w:tcW w:w="262" w:type="pct"/>
-          </w:tcPr>
-          <w:p>
-            <w:pPr>
-              <w:ind w:left="0" w:firstLine="0"/>
-              <w:jc w:val="center"/>
-              <w:rPr>
-                <w:sz w:val="16"/>
-                <w:szCs w:val="16"/>
-              </w:rPr>
-            </w:pPr>
-          </w:p>
-        </w:tc>
-      </w:tr>
-      <w:tr>
-        <w:tc>
-          <w:tcPr>
-            <w:tcW w:w="509" w:type="pct"/>
-          </w:tcPr>
-          <w:p>
-            <w:pPr>
-              <w:ind w:left="0" w:firstLine="0"/>
-              <w:jc w:val="center"/>
-              <w:rPr>
-                <w:sz w:val="16"/>
-                <w:szCs w:val="16"/>
-              </w:rPr>
-            </w:pPr>
-          </w:p>
-        </w:tc>
-        <w:tc>
-          <w:tcPr>
-            <w:tcW w:w="490" w:type="pct"/>
-          </w:tcPr>
-          <w:p>
-            <w:pPr>
-              <w:ind w:left="0" w:firstLine="0"/>
-              <w:jc w:val="center"/>
-              <w:rPr>
-                <w:sz w:val="16"/>
-                <w:szCs w:val="16"/>
-              </w:rPr>
-            </w:pPr>
-          </w:p>
-        </w:tc>
-        <w:tc>
-          <w:tcPr>
-            <w:tcW w:w="226" w:type="pct"/>
-          </w:tcPr>
-          <w:p>
-            <w:pPr>
-              <w:ind w:left="0" w:firstLine="0"/>
-              <w:jc w:val="center"/>
-              <w:rPr>
-                <w:sz w:val="16"/>
-                <w:szCs w:val="16"/>
-              </w:rPr>
-            </w:pPr>
-          </w:p>
-        </w:tc>
-        <w:tc>
-          <w:tcPr>
-            <w:tcW w:w="748" w:type="pct"/>
-          </w:tcPr>
-          <w:p>
-            <w:pPr>
-              <w:ind w:left="0" w:firstLine="0"/>
-              <w:jc w:val="center"/>
-              <w:rPr>
-                <w:sz w:val="16"/>
-                <w:szCs w:val="16"/>
-              </w:rPr>
-            </w:pPr>
-          </w:p>
-        </w:tc>
-        <w:tc>
-          <w:tcPr>
-            <w:tcW w:w="300" w:type="pct"/>
-          </w:tcPr>
-          <w:p>
-            <w:pPr>
-              <w:ind w:left="0" w:firstLine="0"/>
-              <w:jc w:val="center"/>
-              <w:rPr>
-                <w:sz w:val="16"/>
-                <w:szCs w:val="16"/>
-              </w:rPr>
-            </w:pPr>
-          </w:p>
-        </w:tc>
-        <w:tc>
-          <w:tcPr>
-            <w:tcW w:w="317" w:type="pct"/>
-          </w:tcPr>
-          <w:p>
-            <w:pPr>
-              <w:ind w:left="0" w:firstLine="0"/>
-              <w:jc w:val="center"/>
-              <w:rPr>
-                <w:sz w:val="16"/>
-                <w:szCs w:val="16"/>
-              </w:rPr>
-            </w:pPr>
-          </w:p>
-        </w:tc>
-        <w:tc>
-          <w:tcPr>
-            <w:tcW w:w="213" w:type="pct"/>
-          </w:tcPr>
-          <w:p>
-            <w:pPr>
-              <w:ind w:left="0" w:firstLine="0"/>
-              <w:jc w:val="center"/>
-              <w:rPr>
-                <w:sz w:val="16"/>
-                <w:szCs w:val="16"/>
-              </w:rPr>
-            </w:pPr>
-          </w:p>
-        </w:tc>
-        <w:tc>
-          <w:tcPr>
-            <w:tcW w:w="515" w:type="pct"/>
-          </w:tcPr>
-          <w:p>
-            <w:pPr>
-              <w:ind w:left="0" w:firstLine="0"/>
-              <w:jc w:val="center"/>
-              <w:rPr>
-                <w:sz w:val="16"/>
-                <w:szCs w:val="16"/>
-              </w:rPr>
-            </w:pPr>
-          </w:p>
-        </w:tc>
-        <w:tc>
-          <w:tcPr>
-            <w:tcW w:w="473" w:type="pct"/>
-          </w:tcPr>
-          <w:p>
-            <w:pPr>
-              <w:ind w:left="0" w:firstLine="0"/>
-              <w:jc w:val="center"/>
-              <w:rPr>
-                <w:sz w:val="16"/>
-                <w:szCs w:val="16"/>
-              </w:rPr>
-            </w:pPr>
-          </w:p>
-        </w:tc>
-        <w:tc>
-          <w:tcPr>
-            <w:tcW w:w="412" w:type="pct"/>
-          </w:tcPr>
-          <w:p>
-            <w:pPr>
-              <w:ind w:left="0" w:firstLine="0"/>
-              <w:jc w:val="center"/>
-              <w:rPr>
-                <w:sz w:val="16"/>
-                <w:szCs w:val="16"/>
-              </w:rPr>
-            </w:pPr>
-          </w:p>
-        </w:tc>
-        <w:tc>
-          <w:tcPr>
-            <w:tcW w:w="267" w:type="pct"/>
-          </w:tcPr>
-          <w:p>
-            <w:pPr>
-              <w:ind w:left="0" w:firstLine="0"/>
-              <w:jc w:val="center"/>
-              <w:rPr>
-                <w:sz w:val="16"/>
-                <w:szCs w:val="16"/>
-              </w:rPr>
-            </w:pPr>
-          </w:p>
-        </w:tc>
-        <w:tc>
-          <w:tcPr>
-            <w:tcW w:w="267" w:type="pct"/>
-          </w:tcPr>
-          <w:p>
-            <w:pPr>
-              <w:ind w:left="0" w:firstLine="0"/>
-              <w:jc w:val="center"/>
-              <w:rPr>
-                <w:sz w:val="16"/>
-                <w:szCs w:val="16"/>
-              </w:rPr>
-            </w:pPr>
-          </w:p>
-        </w:tc>
-        <w:tc>
-          <w:tcPr>
-            <w:tcW w:w="262" w:type="pct"/>
-          </w:tcPr>
-          <w:p>
-            <w:pPr>
-              <w:ind w:left="0" w:firstLine="0"/>
-              <w:jc w:val="center"/>
-              <w:rPr>
-                <w:sz w:val="16"/>
-                <w:szCs w:val="16"/>
-              </w:rPr>
-            </w:pPr>
-          </w:p>
-        </w:tc>
-      </w:tr>
-      <w:tr>
-        <w:tc>
-          <w:tcPr>
-            <w:tcW w:w="509" w:type="pct"/>
-          </w:tcPr>
-          <w:p>
-            <w:pPr>
-              <w:ind w:left="0" w:firstLine="0"/>
-              <w:jc w:val="center"/>
-              <w:rPr>
-                <w:sz w:val="16"/>
-                <w:szCs w:val="16"/>
-              </w:rPr>
-            </w:pPr>
-          </w:p>
-        </w:tc>
-        <w:tc>
-          <w:tcPr>
-            <w:tcW w:w="490" w:type="pct"/>
-          </w:tcPr>
-          <w:p>
-            <w:pPr>
-              <w:ind w:left="0" w:firstLine="0"/>
-              <w:jc w:val="center"/>
-              <w:rPr>
-                <w:sz w:val="16"/>
-                <w:szCs w:val="16"/>
-              </w:rPr>
-            </w:pPr>
-          </w:p>
-        </w:tc>
-        <w:tc>
-          <w:tcPr>
-            <w:tcW w:w="226" w:type="pct"/>
-          </w:tcPr>
-          <w:p>
-            <w:pPr>
-              <w:ind w:left="0" w:firstLine="0"/>
-              <w:jc w:val="center"/>
-              <w:rPr>
-                <w:sz w:val="16"/>
-                <w:szCs w:val="16"/>
-              </w:rPr>
-            </w:pPr>
-          </w:p>
-        </w:tc>
-        <w:tc>
-          <w:tcPr>
-            <w:tcW w:w="748" w:type="pct"/>
-          </w:tcPr>
-          <w:p>
-            <w:pPr>
-              <w:ind w:left="0" w:firstLine="0"/>
-              <w:jc w:val="center"/>
-              <w:rPr>
-                <w:sz w:val="16"/>
-                <w:szCs w:val="16"/>
-              </w:rPr>
-            </w:pPr>
-          </w:p>
-        </w:tc>
-        <w:tc>
-          <w:tcPr>
-            <w:tcW w:w="300" w:type="pct"/>
-          </w:tcPr>
-          <w:p>
-            <w:pPr>
-              <w:ind w:left="0" w:firstLine="0"/>
-              <w:jc w:val="center"/>
-              <w:rPr>
-                <w:sz w:val="16"/>
-                <w:szCs w:val="16"/>
-              </w:rPr>
-            </w:pPr>
-          </w:p>
-        </w:tc>
-        <w:tc>
-          <w:tcPr>
-            <w:tcW w:w="317" w:type="pct"/>
-          </w:tcPr>
-          <w:p>
-            <w:pPr>
-              <w:ind w:left="0" w:firstLine="0"/>
-              <w:jc w:val="center"/>
-              <w:rPr>
-                <w:sz w:val="16"/>
-                <w:szCs w:val="16"/>
-              </w:rPr>
-            </w:pPr>
-          </w:p>
-        </w:tc>
-        <w:tc>
-          <w:tcPr>
-            <w:tcW w:w="213" w:type="pct"/>
-          </w:tcPr>
-          <w:p>
-            <w:pPr>
-              <w:ind w:left="0" w:firstLine="0"/>
-              <w:jc w:val="center"/>
-              <w:rPr>
-                <w:sz w:val="16"/>
-                <w:szCs w:val="16"/>
-              </w:rPr>
-            </w:pPr>
-          </w:p>
-        </w:tc>
-        <w:tc>
-          <w:tcPr>
-            <w:tcW w:w="515" w:type="pct"/>
-          </w:tcPr>
-          <w:p>
-            <w:pPr>
-              <w:ind w:left="0" w:firstLine="0"/>
-              <w:jc w:val="center"/>
-              <w:rPr>
-                <w:sz w:val="16"/>
-                <w:szCs w:val="16"/>
-              </w:rPr>
-            </w:pPr>
-          </w:p>
-        </w:tc>
-        <w:tc>
-          <w:tcPr>
-            <w:tcW w:w="473" w:type="pct"/>
-          </w:tcPr>
-          <w:p>
-            <w:pPr>
-              <w:ind w:left="0" w:firstLine="0"/>
-              <w:jc w:val="center"/>
-              <w:rPr>
-                <w:sz w:val="16"/>
-                <w:szCs w:val="16"/>
-              </w:rPr>
-            </w:pPr>
-          </w:p>
-        </w:tc>
-        <w:tc>
-          <w:tcPr>
-            <w:tcW w:w="412" w:type="pct"/>
-          </w:tcPr>
-          <w:p>
-            <w:pPr>
-              <w:ind w:left="0" w:firstLine="0"/>
-              <w:jc w:val="center"/>
-              <w:rPr>
-                <w:sz w:val="16"/>
-                <w:szCs w:val="16"/>
-              </w:rPr>
-            </w:pPr>
-          </w:p>
-        </w:tc>
-        <w:tc>
-          <w:tcPr>
-            <w:tcW w:w="267" w:type="pct"/>
-          </w:tcPr>
-          <w:p>
-            <w:pPr>
-              <w:ind w:left="0" w:firstLine="0"/>
-              <w:jc w:val="center"/>
-              <w:rPr>
-                <w:sz w:val="16"/>
-                <w:szCs w:val="16"/>
-              </w:rPr>
-            </w:pPr>
-          </w:p>
-        </w:tc>
-        <w:tc>
-          <w:tcPr>
-            <w:tcW w:w="267" w:type="pct"/>
-          </w:tcPr>
-          <w:p>
-            <w:pPr>
-              <w:ind w:left="0" w:firstLine="0"/>
-              <w:jc w:val="center"/>
-              <w:rPr>
-                <w:sz w:val="16"/>
-                <w:szCs w:val="16"/>
-              </w:rPr>
-            </w:pPr>
-          </w:p>
-        </w:tc>
-        <w:tc>
-          <w:tcPr>
-            <w:tcW w:w="262" w:type="pct"/>
-          </w:tcPr>
-          <w:p>
-            <w:pPr>
-              <w:ind w:left="0" w:firstLine="0"/>
-              <w:jc w:val="center"/>
-              <w:rPr>
-                <w:sz w:val="16"/>
-                <w:szCs w:val="16"/>
-              </w:rPr>
-            </w:pPr>
-          </w:p>
-        </w:tc>
-      </w:tr>
-      <w:tr>
-        <w:tc>
-          <w:tcPr>
-            <w:tcW w:w="509" w:type="pct"/>
-          </w:tcPr>
-          <w:p>
-            <w:pPr>
-              <w:ind w:left="0" w:firstLine="0"/>
-              <w:jc w:val="center"/>
-              <w:rPr>
-                <w:sz w:val="16"/>
-                <w:szCs w:val="16"/>
-              </w:rPr>
-            </w:pPr>
-          </w:p>
-        </w:tc>
-        <w:tc>
-          <w:tcPr>
-            <w:tcW w:w="490" w:type="pct"/>
-          </w:tcPr>
-          <w:p>
-            <w:pPr>
-              <w:ind w:left="0" w:firstLine="0"/>
-              <w:jc w:val="center"/>
-              <w:rPr>
-                <w:sz w:val="16"/>
-                <w:szCs w:val="16"/>
-              </w:rPr>
-            </w:pPr>
-          </w:p>
-        </w:tc>
-        <w:tc>
-          <w:tcPr>
-            <w:tcW w:w="226" w:type="pct"/>
-          </w:tcPr>
-          <w:p>
-            <w:pPr>
-              <w:ind w:left="0" w:firstLine="0"/>
-              <w:jc w:val="center"/>
-              <w:rPr>
-                <w:sz w:val="16"/>
-                <w:szCs w:val="16"/>
-              </w:rPr>
-            </w:pPr>
-          </w:p>
-        </w:tc>
-        <w:tc>
-          <w:tcPr>
-            <w:tcW w:w="748" w:type="pct"/>
-          </w:tcPr>
-          <w:p>
-            <w:pPr>
-              <w:ind w:left="0" w:firstLine="0"/>
-              <w:jc w:val="center"/>
-              <w:rPr>
-                <w:sz w:val="16"/>
-                <w:szCs w:val="16"/>
-              </w:rPr>
-            </w:pPr>
-          </w:p>
-        </w:tc>
-        <w:tc>
-          <w:tcPr>
-            <w:tcW w:w="300" w:type="pct"/>
-          </w:tcPr>
-          <w:p>
-            <w:pPr>
-              <w:ind w:left="0" w:firstLine="0"/>
-              <w:jc w:val="center"/>
-              <w:rPr>
-                <w:sz w:val="16"/>
-                <w:szCs w:val="16"/>
-              </w:rPr>
-            </w:pPr>
-          </w:p>
-        </w:tc>
-        <w:tc>
-          <w:tcPr>
-            <w:tcW w:w="317" w:type="pct"/>
-          </w:tcPr>
-          <w:p>
-            <w:pPr>
-              <w:ind w:left="0" w:firstLine="0"/>
-              <w:jc w:val="center"/>
-              <w:rPr>
-                <w:sz w:val="16"/>
-                <w:szCs w:val="16"/>
-              </w:rPr>
-            </w:pPr>
-          </w:p>
-        </w:tc>
-        <w:tc>
-          <w:tcPr>
-            <w:tcW w:w="213" w:type="pct"/>
-          </w:tcPr>
-          <w:p>
-            <w:pPr>
-              <w:ind w:left="0" w:firstLine="0"/>
-              <w:jc w:val="center"/>
-              <w:rPr>
-                <w:sz w:val="16"/>
-                <w:szCs w:val="16"/>
-              </w:rPr>
-            </w:pPr>
-          </w:p>
-        </w:tc>
-        <w:tc>
-          <w:tcPr>
-            <w:tcW w:w="515" w:type="pct"/>
-          </w:tcPr>
-          <w:p>
-            <w:pPr>
-              <w:ind w:left="0" w:firstLine="0"/>
-              <w:jc w:val="center"/>
-              <w:rPr>
-                <w:sz w:val="16"/>
-                <w:szCs w:val="16"/>
-              </w:rPr>
-            </w:pPr>
-          </w:p>
-        </w:tc>
-        <w:tc>
-          <w:tcPr>
-            <w:tcW w:w="473" w:type="pct"/>
-          </w:tcPr>
-          <w:p>
-            <w:pPr>
-              <w:ind w:left="0" w:firstLine="0"/>
-              <w:jc w:val="center"/>
-              <w:rPr>
-                <w:sz w:val="16"/>
-                <w:szCs w:val="16"/>
-              </w:rPr>
-            </w:pPr>
-          </w:p>
-        </w:tc>
-        <w:tc>
-          <w:tcPr>
-            <w:tcW w:w="412" w:type="pct"/>
-          </w:tcPr>
-          <w:p>
-            <w:pPr>
-              <w:ind w:left="0" w:firstLine="0"/>
-              <w:jc w:val="center"/>
-              <w:rPr>
-                <w:sz w:val="16"/>
-                <w:szCs w:val="16"/>
-              </w:rPr>
-            </w:pPr>
-          </w:p>
-        </w:tc>
-        <w:tc>
-          <w:tcPr>
-            <w:tcW w:w="267" w:type="pct"/>
-          </w:tcPr>
-          <w:p>
-            <w:pPr>
-              <w:ind w:left="0" w:firstLine="0"/>
-              <w:jc w:val="center"/>
-              <w:rPr>
-                <w:sz w:val="16"/>
-                <w:szCs w:val="16"/>
-              </w:rPr>
-            </w:pPr>
-          </w:p>
-        </w:tc>
-        <w:tc>
-          <w:tcPr>
-            <w:tcW w:w="267" w:type="pct"/>
-          </w:tcPr>
-          <w:p>
-            <w:pPr>
-              <w:ind w:left="0" w:firstLine="0"/>
-              <w:jc w:val="center"/>
-              <w:rPr>
-                <w:sz w:val="16"/>
-                <w:szCs w:val="16"/>
-              </w:rPr>
-            </w:pPr>
-          </w:p>
-        </w:tc>
-        <w:tc>
-          <w:tcPr>
-            <w:tcW w:w="262" w:type="pct"/>
-          </w:tcPr>
-          <w:p>
-            <w:pPr>
-              <w:ind w:left="0" w:firstLine="0"/>
-              <w:jc w:val="center"/>
-              <w:rPr>
-                <w:sz w:val="16"/>
-                <w:szCs w:val="16"/>
-              </w:rPr>
-            </w:pPr>
           </w:p>
         </w:tc>
       </w:tr>
@@ -7597,734 +5961,6 @@
               </w:rPr>
               <w:t>{puissance}{/sites_c5}</w:t>
             </w:r>
-          </w:p>
-        </w:tc>
-      </w:tr>
-      <w:tr>
-        <w:tc>
-          <w:tcPr>
-            <w:tcW w:w="492" w:type="pct"/>
-          </w:tcPr>
-          <w:p>
-            <w:pPr>
-              <w:ind w:left="0" w:firstLine="0"/>
-              <w:jc w:val="center"/>
-              <w:rPr>
-                <w:sz w:val="16"/>
-                <w:szCs w:val="16"/>
-              </w:rPr>
-            </w:pPr>
-          </w:p>
-        </w:tc>
-        <w:tc>
-          <w:tcPr>
-            <w:tcW w:w="493" w:type="pct"/>
-          </w:tcPr>
-          <w:p>
-            <w:pPr>
-              <w:ind w:left="0" w:firstLine="0"/>
-              <w:jc w:val="center"/>
-              <w:rPr>
-                <w:sz w:val="16"/>
-                <w:szCs w:val="16"/>
-              </w:rPr>
-            </w:pPr>
-          </w:p>
-        </w:tc>
-        <w:tc>
-          <w:tcPr>
-            <w:tcW w:w="220" w:type="pct"/>
-          </w:tcPr>
-          <w:p>
-            <w:pPr>
-              <w:ind w:left="0" w:firstLine="0"/>
-              <w:jc w:val="center"/>
-              <w:rPr>
-                <w:sz w:val="16"/>
-                <w:szCs w:val="16"/>
-              </w:rPr>
-            </w:pPr>
-          </w:p>
-        </w:tc>
-        <w:tc>
-          <w:tcPr>
-            <w:tcW w:w="771" w:type="pct"/>
-          </w:tcPr>
-          <w:p>
-            <w:pPr>
-              <w:ind w:left="0" w:firstLine="0"/>
-              <w:jc w:val="center"/>
-              <w:rPr>
-                <w:sz w:val="16"/>
-                <w:szCs w:val="16"/>
-              </w:rPr>
-            </w:pPr>
-          </w:p>
-        </w:tc>
-        <w:tc>
-          <w:tcPr>
-            <w:tcW w:w="297" w:type="pct"/>
-          </w:tcPr>
-          <w:p>
-            <w:pPr>
-              <w:ind w:left="0" w:firstLine="0"/>
-              <w:jc w:val="center"/>
-              <w:rPr>
-                <w:sz w:val="16"/>
-                <w:szCs w:val="16"/>
-              </w:rPr>
-            </w:pPr>
-          </w:p>
-        </w:tc>
-        <w:tc>
-          <w:tcPr>
-            <w:tcW w:w="317" w:type="pct"/>
-          </w:tcPr>
-          <w:p>
-            <w:pPr>
-              <w:ind w:left="0" w:firstLine="0"/>
-              <w:jc w:val="center"/>
-              <w:rPr>
-                <w:sz w:val="16"/>
-                <w:szCs w:val="16"/>
-              </w:rPr>
-            </w:pPr>
-          </w:p>
-        </w:tc>
-        <w:tc>
-          <w:tcPr>
-            <w:tcW w:w="327" w:type="pct"/>
-          </w:tcPr>
-          <w:p>
-            <w:pPr>
-              <w:ind w:left="0" w:firstLine="0"/>
-              <w:jc w:val="center"/>
-              <w:rPr>
-                <w:sz w:val="16"/>
-                <w:szCs w:val="16"/>
-              </w:rPr>
-            </w:pPr>
-          </w:p>
-        </w:tc>
-        <w:tc>
-          <w:tcPr>
-            <w:tcW w:w="521" w:type="pct"/>
-          </w:tcPr>
-          <w:p>
-            <w:pPr>
-              <w:ind w:left="0" w:firstLine="0"/>
-              <w:jc w:val="center"/>
-              <w:rPr>
-                <w:sz w:val="16"/>
-                <w:szCs w:val="16"/>
-              </w:rPr>
-            </w:pPr>
-          </w:p>
-        </w:tc>
-        <w:tc>
-          <w:tcPr>
-            <w:tcW w:w="522" w:type="pct"/>
-          </w:tcPr>
-          <w:p>
-            <w:pPr>
-              <w:ind w:left="0" w:firstLine="0"/>
-              <w:jc w:val="center"/>
-              <w:rPr>
-                <w:sz w:val="16"/>
-                <w:szCs w:val="16"/>
-              </w:rPr>
-            </w:pPr>
-          </w:p>
-        </w:tc>
-        <w:tc>
-          <w:tcPr>
-            <w:tcW w:w="522" w:type="pct"/>
-          </w:tcPr>
-          <w:p>
-            <w:pPr>
-              <w:ind w:left="0" w:firstLine="0"/>
-              <w:jc w:val="center"/>
-              <w:rPr>
-                <w:sz w:val="16"/>
-                <w:szCs w:val="16"/>
-              </w:rPr>
-            </w:pPr>
-          </w:p>
-        </w:tc>
-        <w:tc>
-          <w:tcPr>
-            <w:tcW w:w="518" w:type="pct"/>
-          </w:tcPr>
-          <w:p>
-            <w:pPr>
-              <w:ind w:left="0" w:firstLine="0"/>
-              <w:jc w:val="center"/>
-              <w:rPr>
-                <w:sz w:val="16"/>
-                <w:szCs w:val="16"/>
-              </w:rPr>
-            </w:pPr>
-          </w:p>
-        </w:tc>
-      </w:tr>
-      <w:tr>
-        <w:tc>
-          <w:tcPr>
-            <w:tcW w:w="492" w:type="pct"/>
-          </w:tcPr>
-          <w:p>
-            <w:pPr>
-              <w:ind w:left="0" w:firstLine="0"/>
-              <w:jc w:val="center"/>
-              <w:rPr>
-                <w:sz w:val="16"/>
-                <w:szCs w:val="16"/>
-              </w:rPr>
-            </w:pPr>
-          </w:p>
-        </w:tc>
-        <w:tc>
-          <w:tcPr>
-            <w:tcW w:w="493" w:type="pct"/>
-          </w:tcPr>
-          <w:p>
-            <w:pPr>
-              <w:ind w:left="0" w:firstLine="0"/>
-              <w:jc w:val="center"/>
-              <w:rPr>
-                <w:sz w:val="16"/>
-                <w:szCs w:val="16"/>
-              </w:rPr>
-            </w:pPr>
-          </w:p>
-        </w:tc>
-        <w:tc>
-          <w:tcPr>
-            <w:tcW w:w="220" w:type="pct"/>
-          </w:tcPr>
-          <w:p>
-            <w:pPr>
-              <w:ind w:left="0" w:firstLine="0"/>
-              <w:jc w:val="center"/>
-              <w:rPr>
-                <w:sz w:val="16"/>
-                <w:szCs w:val="16"/>
-              </w:rPr>
-            </w:pPr>
-          </w:p>
-        </w:tc>
-        <w:tc>
-          <w:tcPr>
-            <w:tcW w:w="771" w:type="pct"/>
-          </w:tcPr>
-          <w:p>
-            <w:pPr>
-              <w:ind w:left="0" w:firstLine="0"/>
-              <w:jc w:val="center"/>
-              <w:rPr>
-                <w:sz w:val="16"/>
-                <w:szCs w:val="16"/>
-              </w:rPr>
-            </w:pPr>
-          </w:p>
-        </w:tc>
-        <w:tc>
-          <w:tcPr>
-            <w:tcW w:w="297" w:type="pct"/>
-          </w:tcPr>
-          <w:p>
-            <w:pPr>
-              <w:ind w:left="0" w:firstLine="0"/>
-              <w:jc w:val="center"/>
-              <w:rPr>
-                <w:sz w:val="16"/>
-                <w:szCs w:val="16"/>
-              </w:rPr>
-            </w:pPr>
-          </w:p>
-        </w:tc>
-        <w:tc>
-          <w:tcPr>
-            <w:tcW w:w="317" w:type="pct"/>
-          </w:tcPr>
-          <w:p>
-            <w:pPr>
-              <w:ind w:left="0" w:firstLine="0"/>
-              <w:jc w:val="center"/>
-              <w:rPr>
-                <w:sz w:val="16"/>
-                <w:szCs w:val="16"/>
-              </w:rPr>
-            </w:pPr>
-          </w:p>
-        </w:tc>
-        <w:tc>
-          <w:tcPr>
-            <w:tcW w:w="327" w:type="pct"/>
-          </w:tcPr>
-          <w:p>
-            <w:pPr>
-              <w:ind w:left="0" w:firstLine="0"/>
-              <w:jc w:val="center"/>
-              <w:rPr>
-                <w:sz w:val="16"/>
-                <w:szCs w:val="16"/>
-              </w:rPr>
-            </w:pPr>
-          </w:p>
-        </w:tc>
-        <w:tc>
-          <w:tcPr>
-            <w:tcW w:w="521" w:type="pct"/>
-          </w:tcPr>
-          <w:p>
-            <w:pPr>
-              <w:ind w:left="0" w:firstLine="0"/>
-              <w:jc w:val="center"/>
-              <w:rPr>
-                <w:sz w:val="16"/>
-                <w:szCs w:val="16"/>
-              </w:rPr>
-            </w:pPr>
-          </w:p>
-        </w:tc>
-        <w:tc>
-          <w:tcPr>
-            <w:tcW w:w="522" w:type="pct"/>
-          </w:tcPr>
-          <w:p>
-            <w:pPr>
-              <w:ind w:left="0" w:firstLine="0"/>
-              <w:jc w:val="center"/>
-              <w:rPr>
-                <w:sz w:val="16"/>
-                <w:szCs w:val="16"/>
-              </w:rPr>
-            </w:pPr>
-          </w:p>
-        </w:tc>
-        <w:tc>
-          <w:tcPr>
-            <w:tcW w:w="522" w:type="pct"/>
-          </w:tcPr>
-          <w:p>
-            <w:pPr>
-              <w:ind w:left="0" w:firstLine="0"/>
-              <w:jc w:val="center"/>
-              <w:rPr>
-                <w:sz w:val="16"/>
-                <w:szCs w:val="16"/>
-              </w:rPr>
-            </w:pPr>
-          </w:p>
-        </w:tc>
-        <w:tc>
-          <w:tcPr>
-            <w:tcW w:w="518" w:type="pct"/>
-          </w:tcPr>
-          <w:p>
-            <w:pPr>
-              <w:ind w:left="0" w:firstLine="0"/>
-              <w:jc w:val="center"/>
-              <w:rPr>
-                <w:sz w:val="16"/>
-                <w:szCs w:val="16"/>
-              </w:rPr>
-            </w:pPr>
-          </w:p>
-        </w:tc>
-      </w:tr>
-      <w:tr>
-        <w:tc>
-          <w:tcPr>
-            <w:tcW w:w="492" w:type="pct"/>
-            <w:tcBorders>
-              <w:bottom w:val="single" w:sz="4" w:space="0" w:color="auto"/>
-            </w:tcBorders>
-          </w:tcPr>
-          <w:p>
-            <w:pPr>
-              <w:ind w:left="0" w:firstLine="0"/>
-              <w:jc w:val="center"/>
-              <w:rPr>
-                <w:sz w:val="16"/>
-                <w:szCs w:val="16"/>
-              </w:rPr>
-            </w:pPr>
-          </w:p>
-        </w:tc>
-        <w:tc>
-          <w:tcPr>
-            <w:tcW w:w="493" w:type="pct"/>
-            <w:tcBorders>
-              <w:bottom w:val="single" w:sz="4" w:space="0" w:color="auto"/>
-            </w:tcBorders>
-          </w:tcPr>
-          <w:p>
-            <w:pPr>
-              <w:ind w:left="0" w:firstLine="0"/>
-              <w:jc w:val="center"/>
-              <w:rPr>
-                <w:sz w:val="16"/>
-                <w:szCs w:val="16"/>
-              </w:rPr>
-            </w:pPr>
-          </w:p>
-        </w:tc>
-        <w:tc>
-          <w:tcPr>
-            <w:tcW w:w="220" w:type="pct"/>
-            <w:tcBorders>
-              <w:bottom w:val="single" w:sz="4" w:space="0" w:color="auto"/>
-            </w:tcBorders>
-          </w:tcPr>
-          <w:p>
-            <w:pPr>
-              <w:ind w:left="0" w:firstLine="0"/>
-              <w:jc w:val="center"/>
-              <w:rPr>
-                <w:sz w:val="16"/>
-                <w:szCs w:val="16"/>
-              </w:rPr>
-            </w:pPr>
-          </w:p>
-        </w:tc>
-        <w:tc>
-          <w:tcPr>
-            <w:tcW w:w="771" w:type="pct"/>
-            <w:tcBorders>
-              <w:bottom w:val="single" w:sz="4" w:space="0" w:color="auto"/>
-            </w:tcBorders>
-          </w:tcPr>
-          <w:p>
-            <w:pPr>
-              <w:ind w:left="0" w:firstLine="0"/>
-              <w:jc w:val="center"/>
-              <w:rPr>
-                <w:sz w:val="16"/>
-                <w:szCs w:val="16"/>
-              </w:rPr>
-            </w:pPr>
-          </w:p>
-        </w:tc>
-        <w:tc>
-          <w:tcPr>
-            <w:tcW w:w="297" w:type="pct"/>
-          </w:tcPr>
-          <w:p>
-            <w:pPr>
-              <w:ind w:left="0" w:firstLine="0"/>
-              <w:jc w:val="center"/>
-              <w:rPr>
-                <w:sz w:val="16"/>
-                <w:szCs w:val="16"/>
-              </w:rPr>
-            </w:pPr>
-          </w:p>
-        </w:tc>
-        <w:tc>
-          <w:tcPr>
-            <w:tcW w:w="317" w:type="pct"/>
-            <w:tcBorders>
-              <w:bottom w:val="single" w:sz="4" w:space="0" w:color="auto"/>
-            </w:tcBorders>
-          </w:tcPr>
-          <w:p>
-            <w:pPr>
-              <w:ind w:left="0" w:firstLine="0"/>
-              <w:jc w:val="center"/>
-              <w:rPr>
-                <w:sz w:val="16"/>
-                <w:szCs w:val="16"/>
-              </w:rPr>
-            </w:pPr>
-          </w:p>
-        </w:tc>
-        <w:tc>
-          <w:tcPr>
-            <w:tcW w:w="327" w:type="pct"/>
-            <w:tcBorders>
-              <w:bottom w:val="single" w:sz="4" w:space="0" w:color="auto"/>
-            </w:tcBorders>
-          </w:tcPr>
-          <w:p>
-            <w:pPr>
-              <w:ind w:left="0" w:firstLine="0"/>
-              <w:jc w:val="center"/>
-              <w:rPr>
-                <w:sz w:val="16"/>
-                <w:szCs w:val="16"/>
-              </w:rPr>
-            </w:pPr>
-          </w:p>
-        </w:tc>
-        <w:tc>
-          <w:tcPr>
-            <w:tcW w:w="521" w:type="pct"/>
-            <w:tcBorders>
-              <w:bottom w:val="single" w:sz="4" w:space="0" w:color="auto"/>
-            </w:tcBorders>
-          </w:tcPr>
-          <w:p>
-            <w:pPr>
-              <w:ind w:left="0" w:firstLine="0"/>
-              <w:jc w:val="center"/>
-              <w:rPr>
-                <w:sz w:val="16"/>
-                <w:szCs w:val="16"/>
-              </w:rPr>
-            </w:pPr>
-          </w:p>
-        </w:tc>
-        <w:tc>
-          <w:tcPr>
-            <w:tcW w:w="522" w:type="pct"/>
-            <w:tcBorders>
-              <w:bottom w:val="single" w:sz="4" w:space="0" w:color="auto"/>
-            </w:tcBorders>
-          </w:tcPr>
-          <w:p>
-            <w:pPr>
-              <w:ind w:left="0" w:firstLine="0"/>
-              <w:jc w:val="center"/>
-              <w:rPr>
-                <w:sz w:val="16"/>
-                <w:szCs w:val="16"/>
-              </w:rPr>
-            </w:pPr>
-          </w:p>
-        </w:tc>
-        <w:tc>
-          <w:tcPr>
-            <w:tcW w:w="522" w:type="pct"/>
-            <w:tcBorders>
-              <w:bottom w:val="single" w:sz="4" w:space="0" w:color="auto"/>
-            </w:tcBorders>
-          </w:tcPr>
-          <w:p>
-            <w:pPr>
-              <w:ind w:left="0" w:firstLine="0"/>
-              <w:jc w:val="center"/>
-              <w:rPr>
-                <w:sz w:val="16"/>
-                <w:szCs w:val="16"/>
-              </w:rPr>
-            </w:pPr>
-          </w:p>
-        </w:tc>
-        <w:tc>
-          <w:tcPr>
-            <w:tcW w:w="518" w:type="pct"/>
-            <w:tcBorders>
-              <w:bottom w:val="single" w:sz="4" w:space="0" w:color="auto"/>
-            </w:tcBorders>
-          </w:tcPr>
-          <w:p>
-            <w:pPr>
-              <w:ind w:left="0" w:firstLine="0"/>
-              <w:jc w:val="center"/>
-              <w:rPr>
-                <w:sz w:val="16"/>
-                <w:szCs w:val="16"/>
-              </w:rPr>
-            </w:pPr>
-          </w:p>
-        </w:tc>
-      </w:tr>
-      <w:tr>
-        <w:tc>
-          <w:tcPr>
-            <w:tcW w:w="492" w:type="pct"/>
-            <w:tcBorders>
-              <w:bottom w:val="single" w:sz="4" w:space="0" w:color="auto"/>
-            </w:tcBorders>
-          </w:tcPr>
-          <w:p>
-            <w:pPr>
-              <w:ind w:left="0" w:firstLine="0"/>
-              <w:jc w:val="center"/>
-              <w:rPr>
-                <w:sz w:val="16"/>
-                <w:szCs w:val="16"/>
-              </w:rPr>
-            </w:pPr>
-          </w:p>
-        </w:tc>
-        <w:tc>
-          <w:tcPr>
-            <w:tcW w:w="493" w:type="pct"/>
-            <w:tcBorders>
-              <w:bottom w:val="single" w:sz="4" w:space="0" w:color="auto"/>
-            </w:tcBorders>
-          </w:tcPr>
-          <w:p>
-            <w:pPr>
-              <w:ind w:left="0" w:firstLine="0"/>
-              <w:jc w:val="center"/>
-              <w:rPr>
-                <w:sz w:val="16"/>
-                <w:szCs w:val="16"/>
-              </w:rPr>
-            </w:pPr>
-          </w:p>
-        </w:tc>
-        <w:tc>
-          <w:tcPr>
-            <w:tcW w:w="220" w:type="pct"/>
-            <w:tcBorders>
-              <w:bottom w:val="single" w:sz="4" w:space="0" w:color="auto"/>
-            </w:tcBorders>
-          </w:tcPr>
-          <w:p>
-            <w:pPr>
-              <w:ind w:left="0" w:firstLine="0"/>
-              <w:jc w:val="center"/>
-              <w:rPr>
-                <w:sz w:val="16"/>
-                <w:szCs w:val="16"/>
-              </w:rPr>
-            </w:pPr>
-          </w:p>
-        </w:tc>
-        <w:tc>
-          <w:tcPr>
-            <w:tcW w:w="771" w:type="pct"/>
-            <w:tcBorders>
-              <w:bottom w:val="single" w:sz="4" w:space="0" w:color="auto"/>
-            </w:tcBorders>
-          </w:tcPr>
-          <w:p>
-            <w:pPr>
-              <w:ind w:left="0" w:firstLine="0"/>
-              <w:jc w:val="center"/>
-              <w:rPr>
-                <w:sz w:val="16"/>
-                <w:szCs w:val="16"/>
-              </w:rPr>
-            </w:pPr>
-          </w:p>
-        </w:tc>
-        <w:tc>
-          <w:tcPr>
-            <w:tcW w:w="297" w:type="pct"/>
-          </w:tcPr>
-          <w:p>
-            <w:pPr>
-              <w:ind w:left="0" w:firstLine="0"/>
-              <w:jc w:val="center"/>
-              <w:rPr>
-                <w:sz w:val="16"/>
-                <w:szCs w:val="16"/>
-              </w:rPr>
-            </w:pPr>
-          </w:p>
-        </w:tc>
-        <w:tc>
-          <w:tcPr>
-            <w:tcW w:w="317" w:type="pct"/>
-            <w:tcBorders>
-              <w:bottom w:val="single" w:sz="4" w:space="0" w:color="auto"/>
-            </w:tcBorders>
-          </w:tcPr>
-          <w:p>
-            <w:pPr>
-              <w:ind w:left="0" w:firstLine="0"/>
-              <w:jc w:val="center"/>
-              <w:rPr>
-                <w:sz w:val="16"/>
-                <w:szCs w:val="16"/>
-              </w:rPr>
-            </w:pPr>
-          </w:p>
-        </w:tc>
-        <w:tc>
-          <w:tcPr>
-            <w:tcW w:w="327" w:type="pct"/>
-            <w:tcBorders>
-              <w:bottom w:val="single" w:sz="4" w:space="0" w:color="auto"/>
-            </w:tcBorders>
-          </w:tcPr>
-          <w:p>
-            <w:pPr>
-              <w:ind w:left="0" w:firstLine="0"/>
-              <w:jc w:val="center"/>
-              <w:rPr>
-                <w:sz w:val="16"/>
-                <w:szCs w:val="16"/>
-              </w:rPr>
-            </w:pPr>
-          </w:p>
-        </w:tc>
-        <w:tc>
-          <w:tcPr>
-            <w:tcW w:w="521" w:type="pct"/>
-            <w:tcBorders>
-              <w:bottom w:val="single" w:sz="4" w:space="0" w:color="auto"/>
-            </w:tcBorders>
-          </w:tcPr>
-          <w:p>
-            <w:pPr>
-              <w:ind w:left="0" w:firstLine="0"/>
-              <w:jc w:val="center"/>
-              <w:rPr>
-                <w:sz w:val="16"/>
-                <w:szCs w:val="16"/>
-              </w:rPr>
-            </w:pPr>
-          </w:p>
-        </w:tc>
-        <w:tc>
-          <w:tcPr>
-            <w:tcW w:w="522" w:type="pct"/>
-            <w:tcBorders>
-              <w:bottom w:val="single" w:sz="4" w:space="0" w:color="auto"/>
-            </w:tcBorders>
-          </w:tcPr>
-          <w:p>
-            <w:pPr>
-              <w:ind w:left="0" w:firstLine="0"/>
-              <w:jc w:val="center"/>
-              <w:rPr>
-                <w:sz w:val="16"/>
-                <w:szCs w:val="16"/>
-              </w:rPr>
-            </w:pPr>
-          </w:p>
-        </w:tc>
-        <w:tc>
-          <w:tcPr>
-            <w:tcW w:w="522" w:type="pct"/>
-            <w:tcBorders>
-              <w:bottom w:val="single" w:sz="4" w:space="0" w:color="auto"/>
-            </w:tcBorders>
-          </w:tcPr>
-          <w:p>
-            <w:pPr>
-              <w:ind w:left="0" w:firstLine="0"/>
-              <w:jc w:val="center"/>
-              <w:rPr>
-                <w:sz w:val="16"/>
-                <w:szCs w:val="16"/>
-              </w:rPr>
-            </w:pPr>
-          </w:p>
-        </w:tc>
-        <w:tc>
-          <w:tcPr>
-            <w:tcW w:w="518" w:type="pct"/>
-            <w:tcBorders>
-              <w:bottom w:val="single" w:sz="4" w:space="0" w:color="auto"/>
-            </w:tcBorders>
-          </w:tcPr>
-          <w:p>
-            <w:pPr>
-              <w:ind w:left="0" w:firstLine="0"/>
-              <w:jc w:val="center"/>
-              <w:rPr>
-                <w:sz w:val="16"/>
-                <w:szCs w:val="16"/>
-              </w:rPr>
-            </w:pPr>
           </w:p>
         </w:tc>
       </w:tr>

--- a/public/templates/template_MULTI.docx
+++ b/public/templates/template_MULTI.docx
@@ -6877,7 +6877,7 @@
             </w:pPr>
             <w:permStart w:id="1401836604" w:edGrp="everyone"/>
             <w:r>
-              <w:t>A compléter par le Client</w:t>
+              <w:t>{contact_nom}</w:t>
             </w:r>
             <w:permEnd w:id="1401836604"/>
           </w:p>
@@ -6925,7 +6925,7 @@
             </w:pPr>
             <w:permStart w:id="2025603362" w:edGrp="everyone"/>
             <w:r>
-              <w:t>A compléter par le Client</w:t>
+              <w:t>{adresse_siege}</w:t>
             </w:r>
             <w:permEnd w:id="2025603362"/>
           </w:p>
@@ -6973,7 +6973,7 @@
             </w:pPr>
             <w:permStart w:id="220537050" w:edGrp="everyone"/>
             <w:r>
-              <w:t>A compléter par le Client</w:t>
+              <w:t>{contact_email}</w:t>
             </w:r>
             <w:permEnd w:id="220537050"/>
           </w:p>
@@ -7021,7 +7021,7 @@
             </w:pPr>
             <w:permStart w:id="649032582" w:edGrp="everyone"/>
             <w:r>
-              <w:t>A compléter par le Client</w:t>
+              <w:t>{contact_tel_fixe}</w:t>
             </w:r>
             <w:permEnd w:id="649032582"/>
           </w:p>
@@ -7069,7 +7069,7 @@
             </w:pPr>
             <w:permStart w:id="341462975" w:edGrp="everyone"/>
             <w:r>
-              <w:t>A compléter par le Client</w:t>
+              <w:t>{contact_tel_mobile}</w:t>
             </w:r>
             <w:permEnd w:id="341462975"/>
           </w:p>
